--- a/Docs/Manual_de_Referencia.docx
+++ b/Docs/Manual_de_Referencia.docx
@@ -17,7 +17,7 @@
       <w:pPr>
         <w:spacing w:after="200"/>
         <w:rPr>
-          <w:rFonts w:ascii="Aptos Display" w:hAnsi="Aptos Display"/>
+          <w:rFonts w:ascii="Aptos Display" w:hAnsi="Aptos Display" w:hint="eastAsia"/>
           <w:b/>
           <w:sz w:val="52"/>
           <w:lang w:val="es-ES"/>
@@ -178,7 +178,7 @@
       <w:pPr>
         <w:spacing w:after="200"/>
         <w:rPr>
-          <w:rFonts w:ascii="Aptos Display" w:hAnsi="Aptos Display"/>
+          <w:rFonts w:ascii="Aptos Display" w:hAnsi="Aptos Display" w:hint="eastAsia"/>
           <w:b/>
           <w:sz w:val="52"/>
           <w:lang w:val="es-ES"/>
@@ -590,6 +590,7 @@
         <w:spacing w:after="0" w:line="240" w:lineRule="auto"/>
         <w:ind w:left="708"/>
         <w:rPr>
+          <w:rFonts w:hint="eastAsia"/>
           <w:sz w:val="18"/>
           <w:szCs w:val="18"/>
           <w:lang w:val="es-ES"/>
@@ -746,8 +747,6 @@
           <w:lang w:val="es-ES"/>
         </w:rPr>
       </w:pPr>
-      <w:bookmarkStart w:id="0" w:name="_GoBack"/>
-      <w:bookmarkEnd w:id="0"/>
       <w:r>
         <w:rPr>
           <w:lang w:val="es-ES"/>
@@ -1310,6 +1309,13 @@
           <w:lang w:val="es-ES"/>
         </w:rPr>
         <w:br/>
+        <w:t>├── probar_vigilancias.py</w:t>
+      </w:r>
+      <w:r>
+        <w:rPr>
+          <w:lang w:val="es-ES"/>
+        </w:rPr>
+        <w:br/>
         <w:t>├── requirements.txt</w:t>
       </w:r>
       <w:r>
@@ -1317,7 +1323,21 @@
           <w:lang w:val="es-ES"/>
         </w:rPr>
         <w:br/>
-        <w:t>├── datasets/</w:t>
+        <w:t xml:space="preserve">├── </w:t>
+      </w:r>
+      <w:proofErr w:type="spellStart"/>
+      <w:r>
+        <w:rPr>
+          <w:lang w:val="es-ES"/>
+        </w:rPr>
+        <w:t>datasets</w:t>
+      </w:r>
+      <w:proofErr w:type="spellEnd"/>
+      <w:r>
+        <w:rPr>
+          <w:lang w:val="es-ES"/>
+        </w:rPr>
+        <w:t>/</w:t>
       </w:r>
       <w:r>
         <w:rPr>
@@ -1338,7 +1358,21 @@
           <w:lang w:val="es-ES"/>
         </w:rPr>
         <w:br/>
-        <w:t>└── output/</w:t>
+        <w:t xml:space="preserve">└── output/ (incluye </w:t>
+      </w:r>
+      <w:proofErr w:type="spellStart"/>
+      <w:r>
+        <w:rPr>
+          <w:lang w:val="es-ES"/>
+        </w:rPr>
+        <w:t>pruebas_vigilancia</w:t>
+      </w:r>
+      <w:proofErr w:type="spellEnd"/>
+      <w:r>
+        <w:rPr>
+          <w:lang w:val="es-ES"/>
+        </w:rPr>
+        <w:t>/)</w:t>
       </w:r>
     </w:p>
     <w:tbl>
@@ -1791,6 +1825,145 @@
           </w:p>
         </w:tc>
       </w:tr>
+      <w:tr>
+        <w:trPr>
+          <w:jc w:val="center"/>
+        </w:trPr>
+        <w:tc>
+          <w:tcPr>
+            <w:tcW w:w="4759" w:type="dxa"/>
+          </w:tcPr>
+          <w:p>
+            <w:pPr>
+              <w:rPr>
+                <w:rFonts w:hint="eastAsia"/>
+              </w:rPr>
+            </w:pPr>
+            <w:r>
+              <w:t>probar_vigilancias.py</w:t>
+            </w:r>
+          </w:p>
+        </w:tc>
+        <w:tc>
+          <w:tcPr>
+            <w:tcW w:w="4759" w:type="dxa"/>
+          </w:tcPr>
+          <w:p>
+            <w:pPr>
+              <w:rPr>
+                <w:rFonts w:hint="eastAsia"/>
+                <w:lang w:val="es-ES"/>
+              </w:rPr>
+            </w:pPr>
+            <w:r>
+              <w:rPr>
+                <w:lang w:val="es-ES"/>
+              </w:rPr>
+              <w:t>Ejecuta las 14 pruebas de vigilancia y genera un resumen comparativo.</w:t>
+            </w:r>
+          </w:p>
+        </w:tc>
+      </w:tr>
+      <w:tr>
+        <w:trPr>
+          <w:jc w:val="center"/>
+        </w:trPr>
+        <w:tc>
+          <w:tcPr>
+            <w:tcW w:w="4759" w:type="dxa"/>
+          </w:tcPr>
+          <w:p>
+            <w:pPr>
+              <w:rPr>
+                <w:rFonts w:hint="eastAsia"/>
+              </w:rPr>
+            </w:pPr>
+            <w:r>
+              <w:t>datasets/</w:t>
+            </w:r>
+            <w:proofErr w:type="spellStart"/>
+            <w:r>
+              <w:t>reserva</w:t>
+            </w:r>
+            <w:proofErr w:type="spellEnd"/>
+            <w:r>
+              <w:t>/</w:t>
+            </w:r>
+          </w:p>
+        </w:tc>
+        <w:tc>
+          <w:tcPr>
+            <w:tcW w:w="4759" w:type="dxa"/>
+          </w:tcPr>
+          <w:p>
+            <w:pPr>
+              <w:rPr>
+                <w:rFonts w:hint="eastAsia"/>
+                <w:lang w:val="es-ES"/>
+              </w:rPr>
+            </w:pPr>
+            <w:r>
+              <w:rPr>
+                <w:lang w:val="es-ES"/>
+              </w:rPr>
+              <w:t>Registros masculinos no seleccionados para las corridas.</w:t>
+            </w:r>
+          </w:p>
+        </w:tc>
+      </w:tr>
+      <w:tr>
+        <w:trPr>
+          <w:jc w:val="center"/>
+        </w:trPr>
+        <w:tc>
+          <w:tcPr>
+            <w:tcW w:w="4759" w:type="dxa"/>
+          </w:tcPr>
+          <w:p>
+            <w:pPr>
+              <w:rPr>
+                <w:rFonts w:hint="eastAsia"/>
+              </w:rPr>
+            </w:pPr>
+            <w:r>
+              <w:t>output/</w:t>
+            </w:r>
+            <w:proofErr w:type="spellStart"/>
+            <w:r>
+              <w:t>pruebas_vigilancia</w:t>
+            </w:r>
+            <w:proofErr w:type="spellEnd"/>
+            <w:r>
+              <w:t>/</w:t>
+            </w:r>
+          </w:p>
+        </w:tc>
+        <w:tc>
+          <w:tcPr>
+            <w:tcW w:w="4759" w:type="dxa"/>
+          </w:tcPr>
+          <w:p>
+            <w:pPr>
+              <w:rPr>
+                <w:rFonts w:hint="eastAsia"/>
+                <w:lang w:val="es-ES"/>
+              </w:rPr>
+            </w:pPr>
+            <w:r>
+              <w:rPr>
+                <w:lang w:val="es-ES"/>
+              </w:rPr>
+              <w:t xml:space="preserve">Resultados </w:t>
+            </w:r>
+            <w:r>
+              <w:rPr>
+                <w:lang w:val="es-ES"/>
+              </w:rPr>
+              <w:t>experimentales por vigilancia y resumen_vigilancias.csv.</w:t>
+            </w:r>
+          </w:p>
+        </w:tc>
+      </w:tr>
     </w:tbl>
     <w:p>
       <w:pPr>
@@ -1885,6 +2058,7 @@
         <w:rPr>
           <w:lang w:val="es-ES"/>
         </w:rPr>
+        <w:lastRenderedPageBreak/>
         <w:t>Opcionalmente puede utilizarse un entorno virtual:</w:t>
       </w:r>
     </w:p>
@@ -1955,7 +2129,6 @@
         <w:rPr>
           <w:lang w:val="es-ES"/>
         </w:rPr>
-        <w:lastRenderedPageBreak/>
         <w:t>python CarGross.py</w:t>
       </w:r>
     </w:p>
@@ -2013,21 +2186,147 @@
         <w:rPr>
           <w:lang w:val="es-ES"/>
         </w:rPr>
-        <w:t xml:space="preserve">El módulo utiliza archivos CSV. Para las pruebas se emplearon dos conjuntos derivados de un mismo dataset fuente, separados según la variable Gender en un conjunto femenino y otro masculino. Gender se utilizó exclusivamente para realizar la separación y luego fue excluida del procesamiento; no participa como entrada de la red ni interviene en la formación de los </w:t>
+        <w:t xml:space="preserve">El módulo utiliza dos archivos CSV derivados de una misma fuente. Inicialmente se identificaron 462 registros femeninos y 511 masculinos. Para evitar una diferencia de tamaño entre los conjuntos de origen, se seleccionaron aleatoriamente 462 registros masculinos mediante </w:t>
       </w:r>
       <w:proofErr w:type="spellStart"/>
-      <w:r>
-        <w:rPr>
-          <w:lang w:val="es-ES"/>
-        </w:rPr>
-        <w:t>clusters</w:t>
+      <w:proofErr w:type="gramStart"/>
+      <w:r>
+        <w:rPr>
+          <w:lang w:val="es-ES"/>
+        </w:rPr>
+        <w:t>sample</w:t>
       </w:r>
       <w:proofErr w:type="spellEnd"/>
       <w:r>
         <w:rPr>
           <w:lang w:val="es-ES"/>
         </w:rPr>
-        <w:t>.</w:t>
+        <w:t>(</w:t>
+      </w:r>
+      <w:proofErr w:type="gramEnd"/>
+      <w:r>
+        <w:rPr>
+          <w:lang w:val="es-ES"/>
+        </w:rPr>
+        <w:t xml:space="preserve">n=462, </w:t>
+      </w:r>
+      <w:proofErr w:type="spellStart"/>
+      <w:r>
+        <w:rPr>
+          <w:lang w:val="es-ES"/>
+        </w:rPr>
+        <w:t>random_state</w:t>
+      </w:r>
+      <w:proofErr w:type="spellEnd"/>
+      <w:r>
+        <w:rPr>
+          <w:lang w:val="es-ES"/>
+        </w:rPr>
+        <w:t xml:space="preserve">=42); los 49 restantes se conservaron en </w:t>
+      </w:r>
+      <w:proofErr w:type="spellStart"/>
+      <w:r>
+        <w:rPr>
+          <w:lang w:val="es-ES"/>
+        </w:rPr>
+        <w:t>datasets</w:t>
+      </w:r>
+      <w:proofErr w:type="spellEnd"/>
+      <w:r>
+        <w:rPr>
+          <w:lang w:val="es-ES"/>
+        </w:rPr>
+        <w:t xml:space="preserve">/reserva/fitness_masculino_reserva.csv y no se emplearon en las corridas. La semilla 42 permite reproducir la selección y no representa la cantidad de registros reservados. </w:t>
+      </w:r>
+      <w:proofErr w:type="spellStart"/>
+      <w:r>
+        <w:rPr>
+          <w:lang w:val="es-ES"/>
+        </w:rPr>
+        <w:t>Gender</w:t>
+      </w:r>
+      <w:proofErr w:type="spellEnd"/>
+      <w:r>
+        <w:rPr>
+          <w:lang w:val="es-ES"/>
+        </w:rPr>
+        <w:t xml:space="preserve"> se utilizó únicamente para separar las muestras y no ingresa a la red.</w:t>
+      </w:r>
+    </w:p>
+    <w:p>
+      <w:pPr>
+        <w:rPr>
+          <w:rFonts w:hint="eastAsia"/>
+          <w:lang w:val="es-ES"/>
+        </w:rPr>
+      </w:pPr>
+      <w:r>
+        <w:rPr>
+          <w:lang w:val="es-ES"/>
+        </w:rPr>
+        <w:t xml:space="preserve">El control por actividad antes del filtro etario arrojó, respectivamente, femenino/masculino: </w:t>
+      </w:r>
+      <w:proofErr w:type="spellStart"/>
+      <w:r>
+        <w:rPr>
+          <w:lang w:val="es-ES"/>
+        </w:rPr>
+        <w:t>Cardio</w:t>
+      </w:r>
+      <w:proofErr w:type="spellEnd"/>
+      <w:r>
+        <w:rPr>
+          <w:lang w:val="es-ES"/>
+        </w:rPr>
+        <w:t xml:space="preserve"> 126/116, HIIT 107/100, </w:t>
+      </w:r>
+      <w:proofErr w:type="spellStart"/>
+      <w:r>
+        <w:rPr>
+          <w:lang w:val="es-ES"/>
+        </w:rPr>
+        <w:t>Strength</w:t>
+      </w:r>
+      <w:proofErr w:type="spellEnd"/>
+      <w:r>
+        <w:rPr>
+          <w:lang w:val="es-ES"/>
+        </w:rPr>
+        <w:t xml:space="preserve"> 123/122 y Yoga 106/124. Después de filt</w:t>
+      </w:r>
+      <w:r>
+        <w:rPr>
+          <w:lang w:val="es-ES"/>
+        </w:rPr>
+        <w:t xml:space="preserve">rar las edades de 20 a 40 años: </w:t>
+      </w:r>
+      <w:proofErr w:type="spellStart"/>
+      <w:r>
+        <w:rPr>
+          <w:lang w:val="es-ES"/>
+        </w:rPr>
+        <w:t>Cardio</w:t>
+      </w:r>
+      <w:proofErr w:type="spellEnd"/>
+      <w:r>
+        <w:rPr>
+          <w:lang w:val="es-ES"/>
+        </w:rPr>
+        <w:t xml:space="preserve"> 63/62, HIIT 47/48, </w:t>
+      </w:r>
+      <w:proofErr w:type="spellStart"/>
+      <w:r>
+        <w:rPr>
+          <w:lang w:val="es-ES"/>
+        </w:rPr>
+        <w:t>Strength</w:t>
+      </w:r>
+      <w:proofErr w:type="spellEnd"/>
+      <w:r>
+        <w:rPr>
+          <w:lang w:val="es-ES"/>
+        </w:rPr>
+        <w:t xml:space="preserve"> 57/58 y Yoga 48/53. Las diferencias finales fueron de 1 a 5 registros por actividad; el balanceo fue razonable, sin imponer igualdad exacta por categoría.</w:t>
       </w:r>
     </w:p>
     <w:p>
@@ -2882,6 +3181,7 @@
               <w:rPr>
                 <w:sz w:val="19"/>
               </w:rPr>
+              <w:lastRenderedPageBreak/>
               <w:t>Calories_Burned</w:t>
             </w:r>
             <w:proofErr w:type="spellEnd"/>
@@ -3015,7 +3315,6 @@
         <w:rPr>
           <w:lang w:val="es-ES"/>
         </w:rPr>
-        <w:lastRenderedPageBreak/>
         <w:t>4.4. Experience_Level como referencia externa</w:t>
       </w:r>
     </w:p>
@@ -3100,7 +3399,7 @@
         <w:rPr>
           <w:lang w:val="es-ES"/>
         </w:rPr>
-        <w:t>Se conservan únicamente registros de personas de entre 20 y 40 años inclusive. En el dataset femenino utilizado como demo se parte de 462 registros y permanecen 215 perfiles.</w:t>
+        <w:t>Se conservan únicamente registros de personas de entre 20 y 40 años inclusive. Tras el balanceo, ambos CSV de entrada contienen 462 registros. El filtro deja 215 perfiles femeninos y 221 masculinos; se excluyen, respectivamente, 247 y 241 registros por estar fuera del rango.</w:t>
       </w:r>
     </w:p>
     <w:p>
@@ -3343,6 +3642,7 @@
               <w:rPr>
                 <w:sz w:val="19"/>
               </w:rPr>
+              <w:lastRenderedPageBreak/>
               <w:t>Vigilancia (ρ)</w:t>
             </w:r>
           </w:p>
@@ -3536,7 +3836,7 @@
         <w:rPr>
           <w:lang w:val="es-ES"/>
         </w:rPr>
-        <w:t xml:space="preserve">Para las corridas principales se seleccionó </w:t>
+        <w:t xml:space="preserve">La configuración definitiva utiliza </w:t>
       </w:r>
       <w:r>
         <w:t>ρ</w:t>
@@ -3545,7 +3845,7 @@
         <w:rPr>
           <w:lang w:val="es-ES"/>
         </w:rPr>
-        <w:t xml:space="preserve"> = 0,70 a partir de pruebas experimentales, buscando un equilibrio entre coherencia e incremento excesivo de la fragmentación. Los valores de </w:t>
+        <w:t xml:space="preserve"> = 0,70, </w:t>
       </w:r>
       <w:r>
         <w:t>α</w:t>
@@ -3554,7 +3854,7 @@
         <w:rPr>
           <w:lang w:val="es-ES"/>
         </w:rPr>
-        <w:t xml:space="preserve"> y </w:t>
+        <w:t xml:space="preserve"> = 0,001 y </w:t>
       </w:r>
       <w:r>
         <w:t>β</w:t>
@@ -3563,7 +3863,81 @@
         <w:rPr>
           <w:lang w:val="es-ES"/>
         </w:rPr>
-        <w:t xml:space="preserve"> corresponden a la configuración utilizada y no se presentan como valores óptimos universales.</w:t>
+        <w:t xml:space="preserve"> = 1,0. Se repitieron siete valores de vigilancia (0,60; 0,65; 0,70; 0,75; 0,80; 0,85 y 0,90) en ambos </w:t>
+      </w:r>
+      <w:proofErr w:type="spellStart"/>
+      <w:r>
+        <w:rPr>
+          <w:lang w:val="es-ES"/>
+        </w:rPr>
+        <w:t>datasets</w:t>
+      </w:r>
+      <w:proofErr w:type="spellEnd"/>
+      <w:r>
+        <w:rPr>
+          <w:lang w:val="es-ES"/>
+        </w:rPr>
+        <w:t xml:space="preserve"> balanceados, totalizando 14 corridas. Se conserva </w:t>
+      </w:r>
+      <w:r>
+        <w:t>ρ</w:t>
+      </w:r>
+      <w:r>
+        <w:rPr>
+          <w:lang w:val="es-ES"/>
+        </w:rPr>
+        <w:t xml:space="preserve"> = 0,70 como compromiso común: alcanza 95,81 % de coherencia descriptiva por </w:t>
+      </w:r>
+      <w:proofErr w:type="spellStart"/>
+      <w:r>
+        <w:rPr>
+          <w:lang w:val="es-ES"/>
+        </w:rPr>
+        <w:t>Workout_Type</w:t>
+      </w:r>
+      <w:proofErr w:type="spellEnd"/>
+      <w:r>
+        <w:rPr>
+          <w:lang w:val="es-ES"/>
+        </w:rPr>
+        <w:t xml:space="preserve"> en mujeres y 93,21 % en hombres, con 44 y 53 </w:t>
+      </w:r>
+      <w:proofErr w:type="spellStart"/>
+      <w:r>
+        <w:rPr>
+          <w:lang w:val="es-ES"/>
+        </w:rPr>
+        <w:t>clusters</w:t>
+      </w:r>
+      <w:proofErr w:type="spellEnd"/>
+      <w:r>
+        <w:rPr>
+          <w:lang w:val="es-ES"/>
+        </w:rPr>
+        <w:t xml:space="preserve">. Aunque </w:t>
+      </w:r>
+      <w:r>
+        <w:t>ρ</w:t>
+      </w:r>
+      <w:r>
+        <w:rPr>
+          <w:lang w:val="es-ES"/>
+        </w:rPr>
+        <w:t xml:space="preserve"> = 0,75 mejora la coherencia en ambos conjuntos (97,21 % y 97,74 %) y favorece especialmente al masculino, en el femenino aumenta los </w:t>
+      </w:r>
+      <w:proofErr w:type="spellStart"/>
+      <w:r>
+        <w:rPr>
+          <w:lang w:val="es-ES"/>
+        </w:rPr>
+        <w:t>clusters</w:t>
+      </w:r>
+      <w:proofErr w:type="spellEnd"/>
+      <w:r>
+        <w:rPr>
+          <w:lang w:val="es-ES"/>
+        </w:rPr>
+        <w:t xml:space="preserve"> pequeños de 12 a 22. La selección no representa un óptimo universal.</w:t>
       </w:r>
     </w:p>
     <w:p>
@@ -3577,272 +3951,272 @@
         <w:rPr>
           <w:lang w:val="es-ES"/>
         </w:rPr>
+        <w:t>6.3. Formación de los clusters</w:t>
+      </w:r>
+    </w:p>
+    <w:p>
+      <w:pPr>
+        <w:rPr>
+          <w:rFonts w:hint="eastAsia"/>
+          <w:lang w:val="es-ES"/>
+        </w:rPr>
+      </w:pPr>
+      <w:r>
+        <w:rPr>
+          <w:lang w:val="es-ES"/>
+        </w:rPr>
+        <w:t>La red procesa los perfiles secuencialmente. Para cada perfil calcula el valor de elección respecto de los clusters existentes y evalúa primero los candidatos con mayor valor. Luego calcula el match. Si el match alcanza la vigilancia, el perfil se incorpora y el prototipo se actualiza. Si ningún cluster cumple el criterio, se crea uno nuevo. La cantidad de clusters no se fija previamente.</w:t>
+      </w:r>
+    </w:p>
+    <w:p>
+      <w:pPr>
+        <w:pStyle w:val="Ttulo2"/>
+        <w:rPr>
+          <w:lang w:val="es-ES"/>
+        </w:rPr>
+      </w:pPr>
+      <w:r>
+        <w:rPr>
+          <w:lang w:val="es-ES"/>
+        </w:rPr>
+        <w:t>6.4. Archivos de salida</w:t>
+      </w:r>
+    </w:p>
+    <w:p>
+      <w:pPr>
+        <w:rPr>
+          <w:rFonts w:hint="eastAsia"/>
+          <w:lang w:val="es-ES"/>
+        </w:rPr>
+      </w:pPr>
+      <w:r>
+        <w:rPr>
+          <w:lang w:val="es-ES"/>
+        </w:rPr>
+        <w:t>Los archivos se almacenan en output/. Se generan CSV con la asignación de cluster de cada usuario y reportes descriptivos con cantidad de integrantes, distribución y predominancia de Workout_Type, distribución y predominancia de Experience_Level y promedios de variables biométricas y de entrenamiento.</w:t>
+      </w:r>
+    </w:p>
+    <w:p>
+      <w:pPr>
+        <w:pStyle w:val="Ttulo1"/>
+        <w:rPr>
+          <w:lang w:val="es-ES"/>
+        </w:rPr>
+      </w:pPr>
+      <w:r>
+        <w:rPr>
+          <w:lang w:val="es-ES"/>
+        </w:rPr>
+        <w:t>7. Prueba demo</w:t>
+      </w:r>
+    </w:p>
+    <w:p>
+      <w:pPr>
+        <w:pStyle w:val="Ttulo2"/>
+        <w:rPr>
+          <w:lang w:val="es-ES"/>
+        </w:rPr>
+      </w:pPr>
+      <w:r>
+        <w:rPr>
+          <w:lang w:val="es-ES"/>
+        </w:rPr>
+        <w:t>7.1. Objetivo</w:t>
+      </w:r>
+    </w:p>
+    <w:p>
+      <w:pPr>
+        <w:rPr>
+          <w:rFonts w:hint="eastAsia"/>
+          <w:lang w:val="es-ES"/>
+        </w:rPr>
+      </w:pPr>
+      <w:r>
+        <w:rPr>
+          <w:lang w:val="es-ES"/>
+        </w:rPr>
+        <w:t>La demo muestra el uso completo del módulo desde la lectura de un CSV hasta la generación de clusters. Se utiliza datasets/fitness_dataset1_femenino.csv.</w:t>
+      </w:r>
+    </w:p>
+    <w:p>
+      <w:pPr>
+        <w:pStyle w:val="Ttulo2"/>
+        <w:rPr>
+          <w:lang w:val="es-ES"/>
+        </w:rPr>
+      </w:pPr>
+      <w:r>
+        <w:rPr>
+          <w:lang w:val="es-ES"/>
+        </w:rPr>
+        <w:t>7.2. Ejecución paso a paso</w:t>
+      </w:r>
+    </w:p>
+    <w:p>
+      <w:pPr>
+        <w:rPr>
+          <w:rFonts w:hint="eastAsia"/>
+          <w:lang w:val="es-ES"/>
+        </w:rPr>
+      </w:pPr>
+      <w:r>
+        <w:rPr>
+          <w:lang w:val="es-ES"/>
+        </w:rPr>
+        <w:t>1. Verificar que datasets/fitness_dataset1_femenino.csv esté disponible.</w:t>
+      </w:r>
+    </w:p>
+    <w:p>
+      <w:pPr>
+        <w:rPr>
+          <w:rFonts w:hint="eastAsia"/>
+          <w:lang w:val="es-ES"/>
+        </w:rPr>
+      </w:pPr>
+      <w:r>
+        <w:rPr>
+          <w:lang w:val="es-ES"/>
+        </w:rPr>
+        <w:t>2. Abrir una terminal en la carpeta TPI_IA.</w:t>
+      </w:r>
+    </w:p>
+    <w:p>
+      <w:pPr>
+        <w:rPr>
+          <w:rFonts w:hint="eastAsia"/>
+          <w:lang w:val="es-ES"/>
+        </w:rPr>
+      </w:pPr>
+      <w:r>
+        <w:rPr>
+          <w:lang w:val="es-ES"/>
+        </w:rPr>
+        <w:t>3. Ejecutar: python CarGross.py</w:t>
+      </w:r>
+    </w:p>
+    <w:p>
+      <w:pPr>
+        <w:rPr>
+          <w:rFonts w:hint="eastAsia"/>
+          <w:lang w:val="es-ES"/>
+        </w:rPr>
+      </w:pPr>
+      <w:r>
+        <w:rPr>
+          <w:lang w:val="es-ES"/>
+        </w:rPr>
+        <w:t>4. El dataset femenino carga 462 registros originales.</w:t>
+      </w:r>
+    </w:p>
+    <w:p>
+      <w:pPr>
+        <w:rPr>
+          <w:rFonts w:hint="eastAsia"/>
+          <w:lang w:val="es-ES"/>
+        </w:rPr>
+      </w:pPr>
+      <w:r>
+        <w:rPr>
+          <w:lang w:val="es-ES"/>
+        </w:rPr>
+        <w:t>5. Se aplica el filtro de 20 a 40 años y quedan 215 perfiles.</w:t>
+      </w:r>
+    </w:p>
+    <w:p>
+      <w:pPr>
+        <w:rPr>
+          <w:rFonts w:hint="eastAsia"/>
+          <w:lang w:val="es-ES"/>
+        </w:rPr>
+      </w:pPr>
+      <w:r>
+        <w:rPr>
+          <w:lang w:val="es-ES"/>
+        </w:rPr>
+        <w:t>6. Se realiza One-Hot Encoding y normalización Min-Max.</w:t>
+      </w:r>
+    </w:p>
+    <w:p>
+      <w:pPr>
+        <w:rPr>
+          <w:rFonts w:hint="eastAsia"/>
+          <w:lang w:val="es-ES"/>
+        </w:rPr>
+      </w:pPr>
+      <w:r>
+        <w:rPr>
+          <w:lang w:val="es-ES"/>
+        </w:rPr>
+        <w:t xml:space="preserve">7. Se ejecuta la red con </w:t>
+      </w:r>
+      <w:r>
+        <w:t>ρ</w:t>
+      </w:r>
+      <w:r>
+        <w:rPr>
+          <w:lang w:val="es-ES"/>
+        </w:rPr>
+        <w:t xml:space="preserve"> = 0,70, </w:t>
+      </w:r>
+      <w:r>
+        <w:t>α</w:t>
+      </w:r>
+      <w:r>
+        <w:rPr>
+          <w:lang w:val="es-ES"/>
+        </w:rPr>
+        <w:t xml:space="preserve"> = 0,001 y </w:t>
+      </w:r>
+      <w:r>
+        <w:t>β</w:t>
+      </w:r>
+      <w:r>
+        <w:rPr>
+          <w:lang w:val="es-ES"/>
+        </w:rPr>
+        <w:t xml:space="preserve"> = 1,0.</w:t>
+      </w:r>
+    </w:p>
+    <w:p>
+      <w:pPr>
+        <w:rPr>
+          <w:rFonts w:hint="eastAsia"/>
+          <w:lang w:val="es-ES"/>
+        </w:rPr>
+      </w:pPr>
+      <w:r>
+        <w:rPr>
+          <w:lang w:val="es-ES"/>
+        </w:rPr>
+        <w:t>8. En la corrida verificada se obtienen 44 clusters.</w:t>
+      </w:r>
+    </w:p>
+    <w:p>
+      <w:pPr>
+        <w:rPr>
+          <w:rFonts w:hint="eastAsia"/>
+          <w:lang w:val="es-ES"/>
+        </w:rPr>
+      </w:pPr>
+      <w:r>
+        <w:rPr>
+          <w:lang w:val="es-ES"/>
+        </w:rPr>
+        <w:t>9. Consultar los archivos generados en output/.</w:t>
+      </w:r>
+    </w:p>
+    <w:p>
+      <w:pPr>
+        <w:pStyle w:val="Ttulo2"/>
+        <w:rPr>
+          <w:lang w:val="es-ES"/>
+        </w:rPr>
+      </w:pPr>
+      <w:r>
+        <w:rPr>
+          <w:lang w:val="es-ES"/>
+        </w:rPr>
         <w:lastRenderedPageBreak/>
-        <w:t>6.3. Formación de los clusters</w:t>
-      </w:r>
-    </w:p>
-    <w:p>
-      <w:pPr>
-        <w:rPr>
-          <w:rFonts w:hint="eastAsia"/>
-          <w:lang w:val="es-ES"/>
-        </w:rPr>
-      </w:pPr>
-      <w:r>
-        <w:rPr>
-          <w:lang w:val="es-ES"/>
-        </w:rPr>
-        <w:t>La red procesa los perfiles secuencialmente. Para cada perfil calcula el valor de elección respecto de los clusters existentes y evalúa primero los candidatos con mayor valor. Luego calcula el match. Si el match alcanza la vigilancia, el perfil se incorpora y el prototipo se actualiza. Si ningún cluster cumple el criterio, se crea uno nuevo. La cantidad de clusters no se fija previamente.</w:t>
-      </w:r>
-    </w:p>
-    <w:p>
-      <w:pPr>
-        <w:pStyle w:val="Ttulo2"/>
-        <w:rPr>
-          <w:lang w:val="es-ES"/>
-        </w:rPr>
-      </w:pPr>
-      <w:r>
-        <w:rPr>
-          <w:lang w:val="es-ES"/>
-        </w:rPr>
-        <w:t>6.4. Archivos de salida</w:t>
-      </w:r>
-    </w:p>
-    <w:p>
-      <w:pPr>
-        <w:rPr>
-          <w:rFonts w:hint="eastAsia"/>
-          <w:lang w:val="es-ES"/>
-        </w:rPr>
-      </w:pPr>
-      <w:r>
-        <w:rPr>
-          <w:lang w:val="es-ES"/>
-        </w:rPr>
-        <w:t>Los archivos se almacenan en output/. Se generan CSV con la asignación de cluster de cada usuario y reportes descriptivos con cantidad de integrantes, distribución y predominancia de Workout_Type, distribución y predominancia de Experience_Level y promedios de variables biométricas y de entrenamiento.</w:t>
-      </w:r>
-    </w:p>
-    <w:p>
-      <w:pPr>
-        <w:pStyle w:val="Ttulo1"/>
-        <w:rPr>
-          <w:lang w:val="es-ES"/>
-        </w:rPr>
-      </w:pPr>
-      <w:r>
-        <w:rPr>
-          <w:lang w:val="es-ES"/>
-        </w:rPr>
-        <w:t>7. Prueba demo</w:t>
-      </w:r>
-    </w:p>
-    <w:p>
-      <w:pPr>
-        <w:pStyle w:val="Ttulo2"/>
-        <w:rPr>
-          <w:lang w:val="es-ES"/>
-        </w:rPr>
-      </w:pPr>
-      <w:r>
-        <w:rPr>
-          <w:lang w:val="es-ES"/>
-        </w:rPr>
-        <w:t>7.1. Objetivo</w:t>
-      </w:r>
-    </w:p>
-    <w:p>
-      <w:pPr>
-        <w:rPr>
-          <w:rFonts w:hint="eastAsia"/>
-          <w:lang w:val="es-ES"/>
-        </w:rPr>
-      </w:pPr>
-      <w:r>
-        <w:rPr>
-          <w:lang w:val="es-ES"/>
-        </w:rPr>
-        <w:t>La demo muestra el uso completo del módulo desde la lectura de un CSV hasta la generación de clusters. Se utiliza datasets/fitness_dataset1_femenino.csv.</w:t>
-      </w:r>
-    </w:p>
-    <w:p>
-      <w:pPr>
-        <w:pStyle w:val="Ttulo2"/>
-        <w:rPr>
-          <w:lang w:val="es-ES"/>
-        </w:rPr>
-      </w:pPr>
-      <w:r>
-        <w:rPr>
-          <w:lang w:val="es-ES"/>
-        </w:rPr>
-        <w:t>7.2. Ejecución paso a paso</w:t>
-      </w:r>
-    </w:p>
-    <w:p>
-      <w:pPr>
-        <w:rPr>
-          <w:rFonts w:hint="eastAsia"/>
-          <w:lang w:val="es-ES"/>
-        </w:rPr>
-      </w:pPr>
-      <w:r>
-        <w:rPr>
-          <w:lang w:val="es-ES"/>
-        </w:rPr>
-        <w:t>1. Verificar que datasets/fitness_dataset1_femenino.csv esté disponible.</w:t>
-      </w:r>
-    </w:p>
-    <w:p>
-      <w:pPr>
-        <w:rPr>
-          <w:rFonts w:hint="eastAsia"/>
-          <w:lang w:val="es-ES"/>
-        </w:rPr>
-      </w:pPr>
-      <w:r>
-        <w:rPr>
-          <w:lang w:val="es-ES"/>
-        </w:rPr>
-        <w:t>2. Abrir una terminal en la carpeta TPI_IA.</w:t>
-      </w:r>
-    </w:p>
-    <w:p>
-      <w:pPr>
-        <w:rPr>
-          <w:rFonts w:hint="eastAsia"/>
-          <w:lang w:val="es-ES"/>
-        </w:rPr>
-      </w:pPr>
-      <w:r>
-        <w:rPr>
-          <w:lang w:val="es-ES"/>
-        </w:rPr>
-        <w:t>3. Ejecutar: python CarGross.py</w:t>
-      </w:r>
-    </w:p>
-    <w:p>
-      <w:pPr>
-        <w:rPr>
-          <w:rFonts w:hint="eastAsia"/>
-          <w:lang w:val="es-ES"/>
-        </w:rPr>
-      </w:pPr>
-      <w:r>
-        <w:rPr>
-          <w:lang w:val="es-ES"/>
-        </w:rPr>
-        <w:t>4. El dataset femenino carga 462 registros originales.</w:t>
-      </w:r>
-    </w:p>
-    <w:p>
-      <w:pPr>
-        <w:rPr>
-          <w:rFonts w:hint="eastAsia"/>
-          <w:lang w:val="es-ES"/>
-        </w:rPr>
-      </w:pPr>
-      <w:r>
-        <w:rPr>
-          <w:lang w:val="es-ES"/>
-        </w:rPr>
-        <w:t>5. Se aplica el filtro de 20 a 40 años y quedan 215 perfiles.</w:t>
-      </w:r>
-    </w:p>
-    <w:p>
-      <w:pPr>
-        <w:rPr>
-          <w:rFonts w:hint="eastAsia"/>
-          <w:lang w:val="es-ES"/>
-        </w:rPr>
-      </w:pPr>
-      <w:r>
-        <w:rPr>
-          <w:lang w:val="es-ES"/>
-        </w:rPr>
-        <w:t>6. Se realiza One-Hot Encoding y normalización Min-Max.</w:t>
-      </w:r>
-    </w:p>
-    <w:p>
-      <w:pPr>
-        <w:rPr>
-          <w:rFonts w:hint="eastAsia"/>
-          <w:lang w:val="es-ES"/>
-        </w:rPr>
-      </w:pPr>
-      <w:r>
-        <w:rPr>
-          <w:lang w:val="es-ES"/>
-        </w:rPr>
-        <w:t xml:space="preserve">7. Se ejecuta la red con </w:t>
-      </w:r>
-      <w:r>
-        <w:t>ρ</w:t>
-      </w:r>
-      <w:r>
-        <w:rPr>
-          <w:lang w:val="es-ES"/>
-        </w:rPr>
-        <w:t xml:space="preserve"> = 0,70, </w:t>
-      </w:r>
-      <w:r>
-        <w:t>α</w:t>
-      </w:r>
-      <w:r>
-        <w:rPr>
-          <w:lang w:val="es-ES"/>
-        </w:rPr>
-        <w:t xml:space="preserve"> = 0,001 y </w:t>
-      </w:r>
-      <w:r>
-        <w:t>β</w:t>
-      </w:r>
-      <w:r>
-        <w:rPr>
-          <w:lang w:val="es-ES"/>
-        </w:rPr>
-        <w:t xml:space="preserve"> = 1,0.</w:t>
-      </w:r>
-    </w:p>
-    <w:p>
-      <w:pPr>
-        <w:rPr>
-          <w:rFonts w:hint="eastAsia"/>
-          <w:lang w:val="es-ES"/>
-        </w:rPr>
-      </w:pPr>
-      <w:r>
-        <w:rPr>
-          <w:lang w:val="es-ES"/>
-        </w:rPr>
-        <w:t>8. En la corrida verificada se obtienen 44 clusters.</w:t>
-      </w:r>
-    </w:p>
-    <w:p>
-      <w:pPr>
-        <w:rPr>
-          <w:rFonts w:hint="eastAsia"/>
-          <w:lang w:val="es-ES"/>
-        </w:rPr>
-      </w:pPr>
-      <w:r>
-        <w:rPr>
-          <w:lang w:val="es-ES"/>
-        </w:rPr>
-        <w:t>9. Consultar los archivos generados en output/.</w:t>
-      </w:r>
-    </w:p>
-    <w:p>
-      <w:pPr>
-        <w:pStyle w:val="Ttulo2"/>
-        <w:rPr>
-          <w:lang w:val="es-ES"/>
-        </w:rPr>
-      </w:pPr>
-      <w:r>
-        <w:rPr>
-          <w:lang w:val="es-ES"/>
-        </w:rPr>
         <w:t>7.3. Resultado esperado</w:t>
       </w:r>
     </w:p>
@@ -3938,11 +4312,11 @@
         <w:tblLook w:val="04A0" w:firstRow="1" w:lastRow="0" w:firstColumn="1" w:lastColumn="0" w:noHBand="0" w:noVBand="1"/>
       </w:tblPr>
       <w:tblGrid>
-        <w:gridCol w:w="1783"/>
-        <w:gridCol w:w="2607"/>
-        <w:gridCol w:w="1782"/>
-        <w:gridCol w:w="1777"/>
-        <w:gridCol w:w="1785"/>
+        <w:gridCol w:w="1734"/>
+        <w:gridCol w:w="2858"/>
+        <w:gridCol w:w="1715"/>
+        <w:gridCol w:w="1708"/>
+        <w:gridCol w:w="1719"/>
       </w:tblGrid>
       <w:tr>
         <w:trPr>
@@ -4007,15 +4381,7 @@
                 <w:b/>
                 <w:sz w:val="19"/>
               </w:rPr>
-              <w:t xml:space="preserve">Registros </w:t>
-            </w:r>
-            <w:r>
-              <w:rPr>
-                <w:b/>
-                <w:sz w:val="19"/>
-              </w:rPr>
-              <w:lastRenderedPageBreak/>
-              <w:t>originales</w:t>
+              <w:t>Registros originales</w:t>
             </w:r>
           </w:p>
         </w:tc>
@@ -4036,7 +4402,6 @@
                 <w:b/>
                 <w:sz w:val="19"/>
               </w:rPr>
-              <w:lastRenderedPageBreak/>
               <w:t>Registros 20–40</w:t>
             </w:r>
           </w:p>
@@ -4058,15 +4423,7 @@
                 <w:b/>
                 <w:sz w:val="19"/>
               </w:rPr>
-              <w:t xml:space="preserve">Resultado </w:t>
-            </w:r>
-            <w:r>
-              <w:rPr>
-                <w:b/>
-                <w:sz w:val="19"/>
-              </w:rPr>
-              <w:lastRenderedPageBreak/>
-              <w:t>verificado</w:t>
+              <w:t>Resultado verificado</w:t>
             </w:r>
           </w:p>
         </w:tc>
@@ -4087,10 +4444,6 @@
               </w:rPr>
             </w:pPr>
             <w:r>
-              <w:rPr>
-                <w:sz w:val="19"/>
-              </w:rPr>
-              <w:lastRenderedPageBreak/>
               <w:t>Femenino</w:t>
             </w:r>
           </w:p>
@@ -4107,9 +4460,6 @@
               </w:rPr>
             </w:pPr>
             <w:r>
-              <w:rPr>
-                <w:sz w:val="19"/>
-              </w:rPr>
               <w:t>fitness_dataset1_femenino.csv</w:t>
             </w:r>
           </w:p>
@@ -4126,9 +4476,6 @@
               </w:rPr>
             </w:pPr>
             <w:r>
-              <w:rPr>
-                <w:sz w:val="19"/>
-              </w:rPr>
               <w:t>462</w:t>
             </w:r>
           </w:p>
@@ -4145,9 +4492,6 @@
               </w:rPr>
             </w:pPr>
             <w:r>
-              <w:rPr>
-                <w:sz w:val="19"/>
-              </w:rPr>
               <w:t>215</w:t>
             </w:r>
           </w:p>
@@ -4164,9 +4508,6 @@
               </w:rPr>
             </w:pPr>
             <w:r>
-              <w:rPr>
-                <w:sz w:val="19"/>
-              </w:rPr>
               <w:t>44 clusters</w:t>
             </w:r>
           </w:p>
@@ -4188,9 +4529,6 @@
               </w:rPr>
             </w:pPr>
             <w:r>
-              <w:rPr>
-                <w:sz w:val="19"/>
-              </w:rPr>
               <w:t>Masculino</w:t>
             </w:r>
           </w:p>
@@ -4207,9 +4545,6 @@
               </w:rPr>
             </w:pPr>
             <w:r>
-              <w:rPr>
-                <w:sz w:val="19"/>
-              </w:rPr>
               <w:t>fitness_dataset2_masculino.csv</w:t>
             </w:r>
           </w:p>
@@ -4226,10 +4561,7 @@
               </w:rPr>
             </w:pPr>
             <w:r>
-              <w:rPr>
-                <w:sz w:val="19"/>
-              </w:rPr>
-              <w:t>511</w:t>
+              <w:t>462</w:t>
             </w:r>
           </w:p>
         </w:tc>
@@ -4245,10 +4577,7 @@
               </w:rPr>
             </w:pPr>
             <w:r>
-              <w:rPr>
-                <w:sz w:val="19"/>
-              </w:rPr>
-              <w:t>242</w:t>
+              <w:t>221</w:t>
             </w:r>
           </w:p>
         </w:tc>
@@ -4264,10 +4593,7 @@
               </w:rPr>
             </w:pPr>
             <w:r>
-              <w:rPr>
-                <w:sz w:val="19"/>
-              </w:rPr>
-              <w:t>45 clusters</w:t>
+              <w:t>53 clusters</w:t>
             </w:r>
           </w:p>
         </w:tc>
@@ -4354,6 +4680,70 @@
     <w:p>
       <w:pPr>
         <w:rPr>
+          <w:lang w:val="es-ES"/>
+        </w:rPr>
+      </w:pPr>
+      <w:r>
+        <w:rPr>
+          <w:lang w:val="es-ES"/>
+        </w:rPr>
+        <w:t xml:space="preserve">Con </w:t>
+      </w:r>
+      <w:r>
+        <w:t>ρ</w:t>
+      </w:r>
+      <w:r>
+        <w:rPr>
+          <w:lang w:val="es-ES"/>
+        </w:rPr>
+        <w:t xml:space="preserve"> = 0,70 se obtuvieron 44 </w:t>
+      </w:r>
+      <w:proofErr w:type="spellStart"/>
+      <w:r>
+        <w:rPr>
+          <w:lang w:val="es-ES"/>
+        </w:rPr>
+        <w:t>clusters</w:t>
+      </w:r>
+      <w:proofErr w:type="spellEnd"/>
+      <w:r>
+        <w:rPr>
+          <w:lang w:val="es-ES"/>
+        </w:rPr>
+        <w:t xml:space="preserve"> para 215 perfiles femeninos y 53 </w:t>
+      </w:r>
+      <w:proofErr w:type="spellStart"/>
+      <w:r>
+        <w:rPr>
+          <w:lang w:val="es-ES"/>
+        </w:rPr>
+        <w:t>clusters</w:t>
+      </w:r>
+      <w:proofErr w:type="spellEnd"/>
+      <w:r>
+        <w:rPr>
+          <w:lang w:val="es-ES"/>
+        </w:rPr>
+        <w:t xml:space="preserve"> para 221 perfiles masculinos. Esta diferencia no implica por sí misma mayor o menor calidad: la red forma categorías de manera incremental y su resultado depende de las características y del orden de los registros. La evaluación comparativa completa se presenta en el informe de corridas.</w:t>
+      </w:r>
+    </w:p>
+    <w:p>
+      <w:pPr>
+        <w:pStyle w:val="Ttulo2"/>
+        <w:rPr>
+          <w:lang w:val="es-ES"/>
+        </w:rPr>
+      </w:pPr>
+      <w:r>
+        <w:rPr>
+          <w:lang w:val="es-ES"/>
+        </w:rPr>
+        <w:t>8.3. Pruebas comparativas de vigilancia</w:t>
+      </w:r>
+    </w:p>
+    <w:p>
+      <w:pPr>
+        <w:rPr>
           <w:rFonts w:hint="eastAsia"/>
           <w:lang w:val="es-ES"/>
         </w:rPr>
@@ -4362,7 +4752,728 @@
         <w:rPr>
           <w:lang w:val="es-ES"/>
         </w:rPr>
-        <w:t>La diferencia entre 44 y 45 clusters surge del funcionamiento adaptativo de la red y de las características de cada conjunto. La cantidad de clusters no se establece previamente.</w:t>
+        <w:t xml:space="preserve">Para reproducir la comparación, ejecutar </w:t>
+      </w:r>
+      <w:proofErr w:type="spellStart"/>
+      <w:r>
+        <w:rPr>
+          <w:lang w:val="es-ES"/>
+        </w:rPr>
+        <w:t>python</w:t>
+      </w:r>
+      <w:proofErr w:type="spellEnd"/>
+      <w:r>
+        <w:rPr>
+          <w:lang w:val="es-ES"/>
+        </w:rPr>
+        <w:t xml:space="preserve"> probar_vigilancias.py desde la carpeta principal. El script utiliza los dos CSV balanceados y guarda los resultados en output/</w:t>
+      </w:r>
+      <w:proofErr w:type="spellStart"/>
+      <w:r>
+        <w:rPr>
+          <w:lang w:val="es-ES"/>
+        </w:rPr>
+        <w:t>pruebas_vigilancia</w:t>
+      </w:r>
+      <w:proofErr w:type="spellEnd"/>
+      <w:r>
+        <w:rPr>
+          <w:lang w:val="es-ES"/>
+        </w:rPr>
+        <w:t>/, separados por valor de vigilancia, además del archivo resumen_vigilancias.csv. Los resultados principales de CarGross.py no se sobrescriben.</w:t>
+      </w:r>
+    </w:p>
+    <w:tbl>
+      <w:tblPr>
+        <w:tblStyle w:val="Tablaconcuadrcula"/>
+        <w:tblW w:w="0" w:type="auto"/>
+        <w:tblLook w:val="04A0" w:firstRow="1" w:lastRow="0" w:firstColumn="1" w:lastColumn="0" w:noHBand="0" w:noVBand="1"/>
+      </w:tblPr>
+      <w:tblGrid>
+        <w:gridCol w:w="1904"/>
+        <w:gridCol w:w="1904"/>
+        <w:gridCol w:w="1904"/>
+        <w:gridCol w:w="1904"/>
+        <w:gridCol w:w="1904"/>
+      </w:tblGrid>
+      <w:tr>
+        <w:tc>
+          <w:tcPr>
+            <w:tcW w:w="1904" w:type="dxa"/>
+          </w:tcPr>
+          <w:p>
+            <w:pPr>
+              <w:rPr>
+                <w:rFonts w:hint="eastAsia"/>
+              </w:rPr>
+            </w:pPr>
+            <w:proofErr w:type="spellStart"/>
+            <w:r>
+              <w:t>Vigilancia</w:t>
+            </w:r>
+            <w:proofErr w:type="spellEnd"/>
+          </w:p>
+        </w:tc>
+        <w:tc>
+          <w:tcPr>
+            <w:tcW w:w="1904" w:type="dxa"/>
+          </w:tcPr>
+          <w:p>
+            <w:pPr>
+              <w:rPr>
+                <w:rFonts w:hint="eastAsia"/>
+              </w:rPr>
+            </w:pPr>
+            <w:r>
+              <w:t>Clusters F/M</w:t>
+            </w:r>
+          </w:p>
+        </w:tc>
+        <w:tc>
+          <w:tcPr>
+            <w:tcW w:w="1904" w:type="dxa"/>
+          </w:tcPr>
+          <w:p>
+            <w:pPr>
+              <w:rPr>
+                <w:rFonts w:hint="eastAsia"/>
+              </w:rPr>
+            </w:pPr>
+            <w:proofErr w:type="spellStart"/>
+            <w:r>
+              <w:t>Coherencia</w:t>
+            </w:r>
+            <w:proofErr w:type="spellEnd"/>
+            <w:r>
+              <w:t xml:space="preserve"> F/M</w:t>
+            </w:r>
+          </w:p>
+        </w:tc>
+        <w:tc>
+          <w:tcPr>
+            <w:tcW w:w="1904" w:type="dxa"/>
+          </w:tcPr>
+          <w:p>
+            <w:pPr>
+              <w:rPr>
+                <w:rFonts w:hint="eastAsia"/>
+              </w:rPr>
+            </w:pPr>
+            <w:r>
+              <w:t xml:space="preserve">≤3 </w:t>
+            </w:r>
+            <w:proofErr w:type="spellStart"/>
+            <w:r>
+              <w:t>usuarios</w:t>
+            </w:r>
+            <w:proofErr w:type="spellEnd"/>
+            <w:r>
+              <w:t xml:space="preserve"> F/M</w:t>
+            </w:r>
+          </w:p>
+        </w:tc>
+        <w:tc>
+          <w:tcPr>
+            <w:tcW w:w="1904" w:type="dxa"/>
+          </w:tcPr>
+          <w:p>
+            <w:pPr>
+              <w:rPr>
+                <w:rFonts w:hint="eastAsia"/>
+              </w:rPr>
+            </w:pPr>
+            <w:proofErr w:type="spellStart"/>
+            <w:r>
+              <w:t>Homogéneos</w:t>
+            </w:r>
+            <w:proofErr w:type="spellEnd"/>
+            <w:r>
+              <w:t xml:space="preserve"> F/M</w:t>
+            </w:r>
+          </w:p>
+        </w:tc>
+      </w:tr>
+      <w:tr>
+        <w:tc>
+          <w:tcPr>
+            <w:tcW w:w="1904" w:type="dxa"/>
+          </w:tcPr>
+          <w:p>
+            <w:pPr>
+              <w:rPr>
+                <w:rFonts w:hint="eastAsia"/>
+              </w:rPr>
+            </w:pPr>
+            <w:r>
+              <w:t>0,60</w:t>
+            </w:r>
+          </w:p>
+        </w:tc>
+        <w:tc>
+          <w:tcPr>
+            <w:tcW w:w="1904" w:type="dxa"/>
+          </w:tcPr>
+          <w:p>
+            <w:pPr>
+              <w:rPr>
+                <w:rFonts w:hint="eastAsia"/>
+              </w:rPr>
+            </w:pPr>
+            <w:r>
+              <w:t>35 / 35</w:t>
+            </w:r>
+          </w:p>
+        </w:tc>
+        <w:tc>
+          <w:tcPr>
+            <w:tcW w:w="1904" w:type="dxa"/>
+          </w:tcPr>
+          <w:p>
+            <w:pPr>
+              <w:rPr>
+                <w:rFonts w:hint="eastAsia"/>
+              </w:rPr>
+            </w:pPr>
+            <w:r>
+              <w:t>80.93% / 87.33%</w:t>
+            </w:r>
+          </w:p>
+        </w:tc>
+        <w:tc>
+          <w:tcPr>
+            <w:tcW w:w="1904" w:type="dxa"/>
+          </w:tcPr>
+          <w:p>
+            <w:pPr>
+              <w:rPr>
+                <w:rFonts w:hint="eastAsia"/>
+              </w:rPr>
+            </w:pPr>
+            <w:r>
+              <w:t>7 / 7</w:t>
+            </w:r>
+          </w:p>
+        </w:tc>
+        <w:tc>
+          <w:tcPr>
+            <w:tcW w:w="1904" w:type="dxa"/>
+          </w:tcPr>
+          <w:p>
+            <w:pPr>
+              <w:rPr>
+                <w:rFonts w:hint="eastAsia"/>
+              </w:rPr>
+            </w:pPr>
+            <w:r>
+              <w:t>17 / 21</w:t>
+            </w:r>
+          </w:p>
+        </w:tc>
+      </w:tr>
+      <w:tr>
+        <w:tc>
+          <w:tcPr>
+            <w:tcW w:w="1904" w:type="dxa"/>
+          </w:tcPr>
+          <w:p>
+            <w:pPr>
+              <w:rPr>
+                <w:rFonts w:hint="eastAsia"/>
+              </w:rPr>
+            </w:pPr>
+            <w:r>
+              <w:t>0,65</w:t>
+            </w:r>
+          </w:p>
+        </w:tc>
+        <w:tc>
+          <w:tcPr>
+            <w:tcW w:w="1904" w:type="dxa"/>
+          </w:tcPr>
+          <w:p>
+            <w:pPr>
+              <w:rPr>
+                <w:rFonts w:hint="eastAsia"/>
+              </w:rPr>
+            </w:pPr>
+            <w:r>
+              <w:t>37 / 50</w:t>
+            </w:r>
+          </w:p>
+        </w:tc>
+        <w:tc>
+          <w:tcPr>
+            <w:tcW w:w="1904" w:type="dxa"/>
+          </w:tcPr>
+          <w:p>
+            <w:pPr>
+              <w:rPr>
+                <w:rFonts w:hint="eastAsia"/>
+              </w:rPr>
+            </w:pPr>
+            <w:r>
+              <w:t>87.44% / 84.62%</w:t>
+            </w:r>
+          </w:p>
+        </w:tc>
+        <w:tc>
+          <w:tcPr>
+            <w:tcW w:w="1904" w:type="dxa"/>
+          </w:tcPr>
+          <w:p>
+            <w:pPr>
+              <w:rPr>
+                <w:rFonts w:hint="eastAsia"/>
+              </w:rPr>
+            </w:pPr>
+            <w:r>
+              <w:t>11 / 19</w:t>
+            </w:r>
+          </w:p>
+        </w:tc>
+        <w:tc>
+          <w:tcPr>
+            <w:tcW w:w="1904" w:type="dxa"/>
+          </w:tcPr>
+          <w:p>
+            <w:pPr>
+              <w:rPr>
+                <w:rFonts w:hint="eastAsia"/>
+              </w:rPr>
+            </w:pPr>
+            <w:r>
+              <w:t>23 / 29</w:t>
+            </w:r>
+          </w:p>
+        </w:tc>
+      </w:tr>
+      <w:tr>
+        <w:tc>
+          <w:tcPr>
+            <w:tcW w:w="1904" w:type="dxa"/>
+          </w:tcPr>
+          <w:p>
+            <w:pPr>
+              <w:rPr>
+                <w:rFonts w:hint="eastAsia"/>
+              </w:rPr>
+            </w:pPr>
+            <w:r>
+              <w:t>0,70</w:t>
+            </w:r>
+          </w:p>
+        </w:tc>
+        <w:tc>
+          <w:tcPr>
+            <w:tcW w:w="1904" w:type="dxa"/>
+          </w:tcPr>
+          <w:p>
+            <w:pPr>
+              <w:rPr>
+                <w:rFonts w:hint="eastAsia"/>
+              </w:rPr>
+            </w:pPr>
+            <w:r>
+              <w:t>44 / 53</w:t>
+            </w:r>
+          </w:p>
+        </w:tc>
+        <w:tc>
+          <w:tcPr>
+            <w:tcW w:w="1904" w:type="dxa"/>
+          </w:tcPr>
+          <w:p>
+            <w:pPr>
+              <w:rPr>
+                <w:rFonts w:hint="eastAsia"/>
+              </w:rPr>
+            </w:pPr>
+            <w:r>
+              <w:t>95.81% / 93.21%</w:t>
+            </w:r>
+          </w:p>
+        </w:tc>
+        <w:tc>
+          <w:tcPr>
+            <w:tcW w:w="1904" w:type="dxa"/>
+          </w:tcPr>
+          <w:p>
+            <w:pPr>
+              <w:rPr>
+                <w:rFonts w:hint="eastAsia"/>
+              </w:rPr>
+            </w:pPr>
+            <w:r>
+              <w:t>12 / 24</w:t>
+            </w:r>
+          </w:p>
+        </w:tc>
+        <w:tc>
+          <w:tcPr>
+            <w:tcW w:w="1904" w:type="dxa"/>
+          </w:tcPr>
+          <w:p>
+            <w:pPr>
+              <w:rPr>
+                <w:rFonts w:hint="eastAsia"/>
+              </w:rPr>
+            </w:pPr>
+            <w:r>
+              <w:t>37 / 39</w:t>
+            </w:r>
+          </w:p>
+        </w:tc>
+      </w:tr>
+      <w:tr>
+        <w:tc>
+          <w:tcPr>
+            <w:tcW w:w="1904" w:type="dxa"/>
+          </w:tcPr>
+          <w:p>
+            <w:pPr>
+              <w:rPr>
+                <w:rFonts w:hint="eastAsia"/>
+              </w:rPr>
+            </w:pPr>
+            <w:r>
+              <w:t>0,75</w:t>
+            </w:r>
+          </w:p>
+        </w:tc>
+        <w:tc>
+          <w:tcPr>
+            <w:tcW w:w="1904" w:type="dxa"/>
+          </w:tcPr>
+          <w:p>
+            <w:pPr>
+              <w:rPr>
+                <w:rFonts w:hint="eastAsia"/>
+              </w:rPr>
+            </w:pPr>
+            <w:r>
+              <w:t>52 / 52</w:t>
+            </w:r>
+          </w:p>
+        </w:tc>
+        <w:tc>
+          <w:tcPr>
+            <w:tcW w:w="1904" w:type="dxa"/>
+          </w:tcPr>
+          <w:p>
+            <w:pPr>
+              <w:rPr>
+                <w:rFonts w:hint="eastAsia"/>
+              </w:rPr>
+            </w:pPr>
+            <w:r>
+              <w:t>97.21% / 97.74%</w:t>
+            </w:r>
+          </w:p>
+        </w:tc>
+        <w:tc>
+          <w:tcPr>
+            <w:tcW w:w="1904" w:type="dxa"/>
+          </w:tcPr>
+          <w:p>
+            <w:pPr>
+              <w:rPr>
+                <w:rFonts w:hint="eastAsia"/>
+              </w:rPr>
+            </w:pPr>
+            <w:r>
+              <w:t>22 / 20</w:t>
+            </w:r>
+          </w:p>
+        </w:tc>
+        <w:tc>
+          <w:tcPr>
+            <w:tcW w:w="1904" w:type="dxa"/>
+          </w:tcPr>
+          <w:p>
+            <w:pPr>
+              <w:rPr>
+                <w:rFonts w:hint="eastAsia"/>
+              </w:rPr>
+            </w:pPr>
+            <w:r>
+              <w:t>47 / 48</w:t>
+            </w:r>
+          </w:p>
+        </w:tc>
+      </w:tr>
+      <w:tr>
+        <w:tc>
+          <w:tcPr>
+            <w:tcW w:w="1904" w:type="dxa"/>
+          </w:tcPr>
+          <w:p>
+            <w:pPr>
+              <w:rPr>
+                <w:rFonts w:hint="eastAsia"/>
+              </w:rPr>
+            </w:pPr>
+            <w:r>
+              <w:t>0,80</w:t>
+            </w:r>
+          </w:p>
+        </w:tc>
+        <w:tc>
+          <w:tcPr>
+            <w:tcW w:w="1904" w:type="dxa"/>
+          </w:tcPr>
+          <w:p>
+            <w:pPr>
+              <w:rPr>
+                <w:rFonts w:hint="eastAsia"/>
+              </w:rPr>
+            </w:pPr>
+            <w:r>
+              <w:t>57 / 61</w:t>
+            </w:r>
+          </w:p>
+        </w:tc>
+        <w:tc>
+          <w:tcPr>
+            <w:tcW w:w="1904" w:type="dxa"/>
+          </w:tcPr>
+          <w:p>
+            <w:pPr>
+              <w:rPr>
+                <w:rFonts w:hint="eastAsia"/>
+              </w:rPr>
+            </w:pPr>
+            <w:r>
+              <w:t>99.53% / 100.00%</w:t>
+            </w:r>
+          </w:p>
+        </w:tc>
+        <w:tc>
+          <w:tcPr>
+            <w:tcW w:w="1904" w:type="dxa"/>
+          </w:tcPr>
+          <w:p>
+            <w:pPr>
+              <w:rPr>
+                <w:rFonts w:hint="eastAsia"/>
+              </w:rPr>
+            </w:pPr>
+            <w:r>
+              <w:t>26 / 30</w:t>
+            </w:r>
+          </w:p>
+        </w:tc>
+        <w:tc>
+          <w:tcPr>
+            <w:tcW w:w="1904" w:type="dxa"/>
+          </w:tcPr>
+          <w:p>
+            <w:pPr>
+              <w:rPr>
+                <w:rFonts w:hint="eastAsia"/>
+              </w:rPr>
+            </w:pPr>
+            <w:r>
+              <w:t>56 / 61</w:t>
+            </w:r>
+          </w:p>
+        </w:tc>
+      </w:tr>
+      <w:tr>
+        <w:tc>
+          <w:tcPr>
+            <w:tcW w:w="1904" w:type="dxa"/>
+          </w:tcPr>
+          <w:p>
+            <w:pPr>
+              <w:rPr>
+                <w:rFonts w:hint="eastAsia"/>
+              </w:rPr>
+            </w:pPr>
+            <w:r>
+              <w:lastRenderedPageBreak/>
+              <w:t>0,85</w:t>
+            </w:r>
+          </w:p>
+        </w:tc>
+        <w:tc>
+          <w:tcPr>
+            <w:tcW w:w="1904" w:type="dxa"/>
+          </w:tcPr>
+          <w:p>
+            <w:pPr>
+              <w:rPr>
+                <w:rFonts w:hint="eastAsia"/>
+              </w:rPr>
+            </w:pPr>
+            <w:r>
+              <w:t>71 / 77</w:t>
+            </w:r>
+          </w:p>
+        </w:tc>
+        <w:tc>
+          <w:tcPr>
+            <w:tcW w:w="1904" w:type="dxa"/>
+          </w:tcPr>
+          <w:p>
+            <w:pPr>
+              <w:rPr>
+                <w:rFonts w:hint="eastAsia"/>
+              </w:rPr>
+            </w:pPr>
+            <w:r>
+              <w:t>100.00% / 100.00%</w:t>
+            </w:r>
+          </w:p>
+        </w:tc>
+        <w:tc>
+          <w:tcPr>
+            <w:tcW w:w="1904" w:type="dxa"/>
+          </w:tcPr>
+          <w:p>
+            <w:pPr>
+              <w:rPr>
+                <w:rFonts w:hint="eastAsia"/>
+              </w:rPr>
+            </w:pPr>
+            <w:r>
+              <w:t>49 / 59</w:t>
+            </w:r>
+          </w:p>
+        </w:tc>
+        <w:tc>
+          <w:tcPr>
+            <w:tcW w:w="1904" w:type="dxa"/>
+          </w:tcPr>
+          <w:p>
+            <w:pPr>
+              <w:rPr>
+                <w:rFonts w:hint="eastAsia"/>
+              </w:rPr>
+            </w:pPr>
+            <w:r>
+              <w:t>71 / 77</w:t>
+            </w:r>
+          </w:p>
+        </w:tc>
+      </w:tr>
+      <w:tr>
+        <w:tc>
+          <w:tcPr>
+            <w:tcW w:w="1904" w:type="dxa"/>
+          </w:tcPr>
+          <w:p>
+            <w:pPr>
+              <w:rPr>
+                <w:rFonts w:hint="eastAsia"/>
+              </w:rPr>
+            </w:pPr>
+            <w:r>
+              <w:t>0,90</w:t>
+            </w:r>
+          </w:p>
+        </w:tc>
+        <w:tc>
+          <w:tcPr>
+            <w:tcW w:w="1904" w:type="dxa"/>
+          </w:tcPr>
+          <w:p>
+            <w:pPr>
+              <w:rPr>
+                <w:rFonts w:hint="eastAsia"/>
+              </w:rPr>
+            </w:pPr>
+            <w:r>
+              <w:t>91 / 97</w:t>
+            </w:r>
+          </w:p>
+        </w:tc>
+        <w:tc>
+          <w:tcPr>
+            <w:tcW w:w="1904" w:type="dxa"/>
+          </w:tcPr>
+          <w:p>
+            <w:pPr>
+              <w:rPr>
+                <w:rFonts w:hint="eastAsia"/>
+              </w:rPr>
+            </w:pPr>
+            <w:r>
+              <w:t>100.00% / 100.00%</w:t>
+            </w:r>
+          </w:p>
+        </w:tc>
+        <w:tc>
+          <w:tcPr>
+            <w:tcW w:w="1904" w:type="dxa"/>
+          </w:tcPr>
+          <w:p>
+            <w:pPr>
+              <w:rPr>
+                <w:rFonts w:hint="eastAsia"/>
+              </w:rPr>
+            </w:pPr>
+            <w:r>
+              <w:t>81 / 86</w:t>
+            </w:r>
+          </w:p>
+        </w:tc>
+        <w:tc>
+          <w:tcPr>
+            <w:tcW w:w="1904" w:type="dxa"/>
+          </w:tcPr>
+          <w:p>
+            <w:pPr>
+              <w:rPr>
+                <w:rFonts w:hint="eastAsia"/>
+              </w:rPr>
+            </w:pPr>
+            <w:r>
+              <w:t>91 / 97</w:t>
+            </w:r>
+          </w:p>
+        </w:tc>
+      </w:tr>
+    </w:tbl>
+    <w:p>
+      <w:pPr>
+        <w:rPr>
+          <w:rFonts w:hint="eastAsia"/>
+          <w:lang w:val="es-ES"/>
+        </w:rPr>
+      </w:pPr>
+      <w:r>
+        <w:rPr>
+          <w:lang w:val="es-ES"/>
+        </w:rPr>
+        <w:t xml:space="preserve">F/M = femenino/masculino. La coherencia se calcula como la proporción de registros que coinciden con la actividad predominante de su </w:t>
+      </w:r>
+      <w:proofErr w:type="spellStart"/>
+      <w:r>
+        <w:rPr>
+          <w:lang w:val="es-ES"/>
+        </w:rPr>
+        <w:t>cluster</w:t>
+      </w:r>
+      <w:proofErr w:type="spellEnd"/>
+      <w:r>
+        <w:rPr>
+          <w:lang w:val="es-ES"/>
+        </w:rPr>
+        <w:t xml:space="preserve">; es un indicador descriptivo, no una exactitud supervisada. </w:t>
+      </w:r>
+      <w:proofErr w:type="spellStart"/>
+      <w:r>
+        <w:rPr>
+          <w:lang w:val="es-ES"/>
+        </w:rPr>
+        <w:t>Experience_Level</w:t>
+      </w:r>
+      <w:proofErr w:type="spellEnd"/>
+      <w:r>
+        <w:rPr>
+          <w:lang w:val="es-ES"/>
+        </w:rPr>
+        <w:t xml:space="preserve"> se utiliza solo como referencia externa. Con vigilancias altas aumenta la homogeneidad, pero también la fragmentación.</w:t>
       </w:r>
     </w:p>
     <w:p>
@@ -4382,8 +5493,14 @@
     <w:p>
       <w:pPr>
         <w:pStyle w:val="Ttulo2"/>
-      </w:pPr>
-      <w:r>
+        <w:rPr>
+          <w:lang w:val="es-ES"/>
+        </w:rPr>
+      </w:pPr>
+      <w:r>
+        <w:rPr>
+          <w:lang w:val="es-ES"/>
+        </w:rPr>
         <w:t>9.1. Validaciones implementadas</w:t>
       </w:r>
     </w:p>
@@ -5054,22 +6171,66 @@
         <w:rPr>
           <w:lang w:val="es-ES"/>
         </w:rPr>
+        <w:t>En las pruebas realizadas, los errores fueron informados mediante mensajes controlados y el MAN se presentó como ayuda para revisar la configuración o los datos.</w:t>
+      </w:r>
+    </w:p>
+    <w:p>
+      <w:pPr>
+        <w:pStyle w:val="Ttulo1"/>
+        <w:rPr>
+          <w:lang w:val="es-ES"/>
+        </w:rPr>
+      </w:pPr>
+      <w:r>
+        <w:rPr>
+          <w:lang w:val="es-ES"/>
+        </w:rPr>
+        <w:t>10. Preguntas frecuentes (FAQ)</w:t>
+      </w:r>
+    </w:p>
+    <w:p>
+      <w:pPr>
+        <w:rPr>
+          <w:rFonts w:hint="eastAsia"/>
+          <w:lang w:val="es-ES"/>
+        </w:rPr>
+      </w:pPr>
+      <w:r>
+        <w:rPr>
+          <w:b/>
+          <w:lang w:val="es-ES"/>
+        </w:rPr>
+        <w:t>1. ¿Qué ocurre si falta una columna obligatoria?</w:t>
+      </w:r>
+    </w:p>
+    <w:p>
+      <w:pPr>
+        <w:rPr>
+          <w:rFonts w:hint="eastAsia"/>
+          <w:lang w:val="es-ES"/>
+        </w:rPr>
+      </w:pPr>
+      <w:r>
+        <w:rPr>
+          <w:lang w:val="es-ES"/>
+        </w:rPr>
+        <w:t>El módulo valida la estructura antes del preprocesamiento. Si falta una columna requerida, informa el problema y muestra el MAN.</w:t>
+      </w:r>
+    </w:p>
+    <w:p>
+      <w:pPr>
+        <w:rPr>
+          <w:rFonts w:hint="eastAsia"/>
+          <w:lang w:val="es-ES"/>
+        </w:rPr>
+      </w:pPr>
+      <w:r>
+        <w:rPr>
+          <w:b/>
+          <w:lang w:val="es-ES"/>
+        </w:rPr>
         <w:lastRenderedPageBreak/>
-        <w:t>En las pruebas realizadas, los errores fueron informados mediante mensajes controlados y el MAN se presentó como ayuda para revisar la configuración o los datos.</w:t>
-      </w:r>
-    </w:p>
-    <w:p>
-      <w:pPr>
-        <w:pStyle w:val="Ttulo1"/>
-        <w:rPr>
-          <w:lang w:val="es-ES"/>
-        </w:rPr>
-      </w:pPr>
-      <w:r>
-        <w:rPr>
-          <w:lang w:val="es-ES"/>
-        </w:rPr>
-        <w:t>10. Preguntas frecuentes (FAQ)</w:t>
+        <w:t>2. ¿Qué ocurre si existen valores vacíos o texto en una variable numérica?</w:t>
       </w:r>
     </w:p>
     <w:p>
@@ -5081,10 +6242,24 @@
       </w:pPr>
       <w:r>
         <w:rPr>
+          <w:lang w:val="es-ES"/>
+        </w:rPr>
+        <w:t>El programa detecta valores faltantes o no numéricos en las variables requeridas e informa el error antes de ejecutar la red.</w:t>
+      </w:r>
+    </w:p>
+    <w:p>
+      <w:pPr>
+        <w:rPr>
+          <w:rFonts w:hint="eastAsia"/>
+          <w:lang w:val="es-ES"/>
+        </w:rPr>
+      </w:pPr>
+      <w:r>
+        <w:rPr>
           <w:b/>
           <w:lang w:val="es-ES"/>
         </w:rPr>
-        <w:t>1. ¿Qué ocurre si falta una columna obligatoria?</w:t>
+        <w:t>3. ¿Por qué la cantidad de clusters no se define previamente?</w:t>
       </w:r>
     </w:p>
     <w:p>
@@ -5098,7 +6273,7 @@
         <w:rPr>
           <w:lang w:val="es-ES"/>
         </w:rPr>
-        <w:t>El módulo valida la estructura antes del preprocesamiento. Si falta una columna requerida, informa el problema y muestra el MAN.</w:t>
+        <w:t>Fuzzy ART realiza agrupamiento adaptativo. Los clusters se crean durante la ejecución según los patrones y el parámetro de vigilancia.</w:t>
       </w:r>
     </w:p>
     <w:p>
@@ -5113,7 +6288,7 @@
           <w:b/>
           <w:lang w:val="es-ES"/>
         </w:rPr>
-        <w:t>2. ¿Qué ocurre si existen valores vacíos o texto en una variable numérica?</w:t>
+        <w:t>4. ¿Qué ocurre si se modifica la vigilancia?</w:t>
       </w:r>
     </w:p>
     <w:p>
@@ -5127,7 +6302,7 @@
         <w:rPr>
           <w:lang w:val="es-ES"/>
         </w:rPr>
-        <w:t>El programa detecta valores faltantes o no numéricos en las variables requeridas e informa el error antes de ejecutar la red.</w:t>
+        <w:t>Una vigilancia mayor hace más exigente el criterio de aceptación y puede aumentar la fragmentación. Una vigilancia menor permite agrupar perfiles con menor grado de coincidencia.</w:t>
       </w:r>
     </w:p>
     <w:p>
@@ -5142,21 +6317,52 @@
           <w:b/>
           <w:lang w:val="es-ES"/>
         </w:rPr>
-        <w:t>3. ¿Por qué la cantidad de clusters no se define previamente?</w:t>
+        <w:t>5. ¿Experience_Level determina el cluster?</w:t>
+      </w:r>
+    </w:p>
+    <w:p>
+      <w:pPr>
+        <w:rPr>
+          <w:lang w:val="es-ES"/>
+        </w:rPr>
+      </w:pPr>
+      <w:r>
+        <w:rPr>
+          <w:lang w:val="es-ES"/>
+        </w:rPr>
+        <w:t>No. Experience_Level no ingresa a la red. Se conserva exclusivamente como referencia externa para interpretar la composición de los agrupamientos.</w:t>
       </w:r>
     </w:p>
     <w:p>
       <w:pPr>
         <w:rPr>
           <w:rFonts w:hint="eastAsia"/>
-          <w:lang w:val="es-ES"/>
-        </w:rPr>
-      </w:pPr>
-      <w:r>
-        <w:rPr>
-          <w:lang w:val="es-ES"/>
-        </w:rPr>
-        <w:t>Fuzzy ART realiza agrupamiento adaptativo. Los clusters se crean durante la ejecución según los patrones y el parámetro de vigilancia.</w:t>
+          <w:b/>
+          <w:lang w:val="es-ES"/>
+        </w:rPr>
+      </w:pPr>
+      <w:r>
+        <w:rPr>
+          <w:b/>
+          <w:lang w:val="es-ES"/>
+        </w:rPr>
+        <w:t xml:space="preserve">6. ¿Por qué se usa </w:t>
+      </w:r>
+      <w:proofErr w:type="spellStart"/>
+      <w:r>
+        <w:rPr>
+          <w:b/>
+          <w:lang w:val="es-ES"/>
+        </w:rPr>
+        <w:t>random_state</w:t>
+      </w:r>
+      <w:proofErr w:type="spellEnd"/>
+      <w:r>
+        <w:rPr>
+          <w:b/>
+          <w:lang w:val="es-ES"/>
+        </w:rPr>
+        <w:t>=42?</w:t>
       </w:r>
     </w:p>
     <w:p>
@@ -5168,10 +6374,25 @@
       </w:pPr>
       <w:r>
         <w:rPr>
+          <w:lang w:val="es-ES"/>
+        </w:rPr>
+        <w:t>Es una semilla fija para repetir exactamente la selección aleatoria de los 462 registros masculinos. El número 42 es arbitrario y no corresponde a los 49 registros reservados.</w:t>
+      </w:r>
+    </w:p>
+    <w:p>
+      <w:pPr>
+        <w:rPr>
+          <w:rFonts w:hint="eastAsia"/>
           <w:b/>
           <w:lang w:val="es-ES"/>
         </w:rPr>
-        <w:t>4. ¿Qué ocurre si se modifica la vigilancia?</w:t>
+      </w:pPr>
+      <w:r>
+        <w:rPr>
+          <w:b/>
+          <w:lang w:val="es-ES"/>
+        </w:rPr>
+        <w:t>7. ¿Cómo se repiten las pruebas de vigilancia?</w:t>
       </w:r>
     </w:p>
     <w:p>
@@ -5185,8 +6406,52 @@
         <w:rPr>
           <w:lang w:val="es-ES"/>
         </w:rPr>
-        <w:t>Una vigilancia mayor hace más exigente el criterio de aceptación y puede aumentar la fragmentación. Una vigilancia menor permite agrupar perfiles con menor grado de coincidencia.</w:t>
-      </w:r>
+        <w:t xml:space="preserve">Ejecutando </w:t>
+      </w:r>
+      <w:proofErr w:type="spellStart"/>
+      <w:r>
+        <w:rPr>
+          <w:lang w:val="es-ES"/>
+        </w:rPr>
+        <w:t>python</w:t>
+      </w:r>
+      <w:proofErr w:type="spellEnd"/>
+      <w:r>
+        <w:rPr>
+          <w:lang w:val="es-ES"/>
+        </w:rPr>
+        <w:t xml:space="preserve"> probar_vigilancias.py con los </w:t>
+      </w:r>
+      <w:proofErr w:type="spellStart"/>
+      <w:r>
+        <w:rPr>
+          <w:lang w:val="es-ES"/>
+        </w:rPr>
+        <w:t>datasets</w:t>
+      </w:r>
+      <w:proofErr w:type="spellEnd"/>
+      <w:r>
+        <w:rPr>
+          <w:lang w:val="es-ES"/>
+        </w:rPr>
+        <w:t xml:space="preserve"> definitivos. El resumen de las 14 corridas se guarda en output/</w:t>
+      </w:r>
+      <w:proofErr w:type="spellStart"/>
+      <w:r>
+        <w:rPr>
+          <w:lang w:val="es-ES"/>
+        </w:rPr>
+        <w:t>pruebas_vigilancia</w:t>
+      </w:r>
+      <w:proofErr w:type="spellEnd"/>
+      <w:r>
+        <w:rPr>
+          <w:lang w:val="es-ES"/>
+        </w:rPr>
+        <w:t>/resumen_vigilancias.csv.</w:t>
+      </w:r>
+      <w:bookmarkStart w:id="0" w:name="_GoBack"/>
+      <w:bookmarkEnd w:id="0"/>
     </w:p>
     <w:p>
       <w:pPr>
@@ -5195,27 +6460,6 @@
           <w:lang w:val="es-ES"/>
         </w:rPr>
       </w:pPr>
-      <w:r>
-        <w:rPr>
-          <w:b/>
-          <w:lang w:val="es-ES"/>
-        </w:rPr>
-        <w:t>5. ¿Experience_Level determina el cluster?</w:t>
-      </w:r>
-    </w:p>
-    <w:p>
-      <w:pPr>
-        <w:rPr>
-          <w:rFonts w:hint="eastAsia"/>
-          <w:lang w:val="es-ES"/>
-        </w:rPr>
-      </w:pPr>
-      <w:r>
-        <w:rPr>
-          <w:lang w:val="es-ES"/>
-        </w:rPr>
-        <w:t>No. Experience_Level no ingresa a la red. Se conserva exclusivamente como referencia externa para interpretar la composición de los agrupamientos.</w:t>
-      </w:r>
     </w:p>
     <w:p>
       <w:pPr>
@@ -17319,7 +18563,7 @@
 </file>
 
 <file path=customXml/itemProps1.xml><?xml version="1.0" encoding="utf-8"?>
-<ds:datastoreItem xmlns:ds="http://schemas.openxmlformats.org/officeDocument/2006/customXml" ds:itemID="{E0DDB672-5F27-4A68-9971-19D4DB79B15D}">
+<ds:datastoreItem xmlns:ds="http://schemas.openxmlformats.org/officeDocument/2006/customXml" ds:itemID="{D2F11BB9-CBED-45ED-9668-C319E4579AC9}">
   <ds:schemaRefs>
     <ds:schemaRef ds:uri="http://schemas.openxmlformats.org/officeDocument/2006/bibliography"/>
   </ds:schemaRefs>
